--- a/submissions/JMEP-2026-09/ESM2-tables.docx
+++ b/submissions/JMEP-2026-09/ESM2-tables.docx
@@ -3126,7 +3126,7 @@
               <w:pStyle w:val="Compact"/>
             </w:pPr>
             <w:r>
-              <w:t xml:space="preserve">rod, inferred from the schedule (Sec. 2.2)</w:t>
+              <w:t xml:space="preserve">≈1 mm rod</w:t>
             </w:r>
           </w:p>
         </w:tc>
